--- a/source-multichoice/build/es-software-sistema-operativo-5.docx
+++ b/source-multichoice/build/es-software-sistema-operativo-5.docx
@@ -73,7 +73,7 @@
       <w:r>
         <w:t>a)</w:t>
         <w:tab/>
-        <w:t>Microsoft.</w:t>
+        <w:t>Google.</w:t>
       </w:r>
     </w:p>
     <w:p>
@@ -93,7 +93,7 @@
       <w:r>
         <w:t>c)</w:t>
         <w:tab/>
-        <w:t>Google.</w:t>
+        <w:t>Microsoft.</w:t>
       </w:r>
     </w:p>
     <w:p>
@@ -121,7 +121,7 @@
       <w:r>
         <w:t>a)</w:t>
         <w:tab/>
-        <w:t>Apple.</w:t>
+        <w:t>Google.</w:t>
       </w:r>
     </w:p>
     <w:p>
@@ -131,7 +131,7 @@
       <w:r>
         <w:t>b)</w:t>
         <w:tab/>
-        <w:t>La comunidad.</w:t>
+        <w:t>Apple.</w:t>
       </w:r>
     </w:p>
     <w:p>
@@ -151,7 +151,7 @@
       <w:r>
         <w:t>d)</w:t>
         <w:tab/>
-        <w:t>Google.</w:t>
+        <w:t>La comunidad.</w:t>
       </w:r>
     </w:p>
     <w:p>
@@ -169,7 +169,103 @@
       <w:r>
         <w:t>a)</w:t>
         <w:tab/>
+        <w:t>Ordenadores personales de sobremesa y portátiles.</w:t>
+      </w:r>
+    </w:p>
+    <w:p>
+      <w:pPr>
+        <w:pStyle w:val="Choice"/>
+      </w:pPr>
+      <w:r>
+        <w:t>b)</w:t>
+        <w:tab/>
         <w:t>Grandes ordenadores de empresa como los mainframes.</w:t>
+      </w:r>
+    </w:p>
+    <w:p>
+      <w:pPr>
+        <w:pStyle w:val="Choice"/>
+      </w:pPr>
+      <w:r>
+        <w:t>c)</w:t>
+        <w:tab/>
+        <w:t>Dispositivos móviles tales como smartphones y tabletas.</w:t>
+      </w:r>
+    </w:p>
+    <w:p>
+      <w:pPr>
+        <w:pStyle w:val="Choice"/>
+      </w:pPr>
+      <w:r>
+        <w:t>d)</w:t>
+        <w:tab/>
+        <w:t>Todo tipo de dispositivos, desde pequeños routers, servidores, hasta grandes superordenadores.</w:t>
+      </w:r>
+    </w:p>
+    <w:p>
+      <w:pPr>
+        <w:pStyle w:val="ListNumber"/>
+      </w:pPr>
+      <w:r>
+        <w:t>¿Para qué tipo de dispositivos está diseñado el sistema operativo Android?</w:t>
+      </w:r>
+    </w:p>
+    <w:p>
+      <w:pPr>
+        <w:pStyle w:val="Choice"/>
+      </w:pPr>
+      <w:r>
+        <w:t>a)</w:t>
+        <w:tab/>
+        <w:t>Dispositivos móviles tales como smartphones y tabletas.</w:t>
+      </w:r>
+    </w:p>
+    <w:p>
+      <w:pPr>
+        <w:pStyle w:val="Choice"/>
+      </w:pPr>
+      <w:r>
+        <w:t>b)</w:t>
+        <w:tab/>
+        <w:t>Grandes ordenadores de empresa como los mainframes.</w:t>
+      </w:r>
+    </w:p>
+    <w:p>
+      <w:pPr>
+        <w:pStyle w:val="Choice"/>
+      </w:pPr>
+      <w:r>
+        <w:t>c)</w:t>
+        <w:tab/>
+        <w:t>Todo tipo de dispositivos, desde pequeños routers, servidores, hasta grandes superordenadores.</w:t>
+      </w:r>
+    </w:p>
+    <w:p>
+      <w:pPr>
+        <w:pStyle w:val="Choice"/>
+      </w:pPr>
+      <w:r>
+        <w:t>d)</w:t>
+        <w:tab/>
+        <w:t>Ordenadores personales de sobremesa y portátiles.</w:t>
+      </w:r>
+    </w:p>
+    <w:p>
+      <w:pPr>
+        <w:pStyle w:val="ListNumber"/>
+      </w:pPr>
+      <w:r>
+        <w:t>¿Para qué tipo de dispositivos está diseñado el sistema operativo GNU/Linux?</w:t>
+      </w:r>
+    </w:p>
+    <w:p>
+      <w:pPr>
+        <w:pStyle w:val="Choice"/>
+      </w:pPr>
+      <w:r>
+        <w:t>a)</w:t>
+        <w:tab/>
+        <w:t>Ordenadores personales de sobremesa y portátiles.</w:t>
       </w:r>
     </w:p>
     <w:p>
@@ -199,103 +295,7 @@
       <w:r>
         <w:t>d)</w:t>
         <w:tab/>
-        <w:t>Ordenadores personales de sobremesa y portátiles.</w:t>
-      </w:r>
-    </w:p>
-    <w:p>
-      <w:pPr>
-        <w:pStyle w:val="ListNumber"/>
-      </w:pPr>
-      <w:r>
-        <w:t>¿Para qué tipo de dispositivos está diseñado el sistema operativo Android?</w:t>
-      </w:r>
-    </w:p>
-    <w:p>
-      <w:pPr>
-        <w:pStyle w:val="Choice"/>
-      </w:pPr>
-      <w:r>
-        <w:t>a)</w:t>
-        <w:tab/>
-        <w:t>Dispositivos móviles tales como smartphones y tabletas.</w:t>
-      </w:r>
-    </w:p>
-    <w:p>
-      <w:pPr>
-        <w:pStyle w:val="Choice"/>
-      </w:pPr>
-      <w:r>
-        <w:t>b)</w:t>
-        <w:tab/>
-        <w:t>Todo tipo de dispositivos, desde pequeños routers, servidores, hasta grandes superordenadores.</w:t>
-      </w:r>
-    </w:p>
-    <w:p>
-      <w:pPr>
-        <w:pStyle w:val="Choice"/>
-      </w:pPr>
-      <w:r>
-        <w:t>c)</w:t>
-        <w:tab/>
-        <w:t>Ordenadores personales de sobremesa y portátiles.</w:t>
-      </w:r>
-    </w:p>
-    <w:p>
-      <w:pPr>
-        <w:pStyle w:val="Choice"/>
-      </w:pPr>
-      <w:r>
-        <w:t>d)</w:t>
-        <w:tab/>
         <w:t>Grandes ordenadores de empresa como los mainframes.</w:t>
-      </w:r>
-    </w:p>
-    <w:p>
-      <w:pPr>
-        <w:pStyle w:val="ListNumber"/>
-      </w:pPr>
-      <w:r>
-        <w:t>¿Para qué tipo de dispositivos está diseñado el sistema operativo GNU/Linux?</w:t>
-      </w:r>
-    </w:p>
-    <w:p>
-      <w:pPr>
-        <w:pStyle w:val="Choice"/>
-      </w:pPr>
-      <w:r>
-        <w:t>a)</w:t>
-        <w:tab/>
-        <w:t>Todo tipo de dispositivos, desde pequeños routers, servidores, hasta grandes superordenadores.</w:t>
-      </w:r>
-    </w:p>
-    <w:p>
-      <w:pPr>
-        <w:pStyle w:val="Choice"/>
-      </w:pPr>
-      <w:r>
-        <w:t>b)</w:t>
-        <w:tab/>
-        <w:t>Grandes ordenadores de empresa como los mainframes.</w:t>
-      </w:r>
-    </w:p>
-    <w:p>
-      <w:pPr>
-        <w:pStyle w:val="Choice"/>
-      </w:pPr>
-      <w:r>
-        <w:t>c)</w:t>
-        <w:tab/>
-        <w:t>Dispositivos móviles tales como smartphones y tabletas.</w:t>
-      </w:r>
-    </w:p>
-    <w:p>
-      <w:pPr>
-        <w:pStyle w:val="Choice"/>
-      </w:pPr>
-      <w:r>
-        <w:t>d)</w:t>
-        <w:tab/>
-        <w:t>Ordenadores personales de sobremesa y portátiles.</w:t>
       </w:r>
     </w:p>
     <w:p>
@@ -313,7 +313,7 @@
       <w:r>
         <w:t>a)</w:t>
         <w:tab/>
-        <w:t>92%</w:t>
+        <w:t>87%</w:t>
       </w:r>
     </w:p>
     <w:p>
@@ -323,7 +323,7 @@
       <w:r>
         <w:t>b)</w:t>
         <w:tab/>
-        <w:t>80%</w:t>
+        <w:t>92%</w:t>
       </w:r>
     </w:p>
     <w:p>
@@ -343,7 +343,7 @@
       <w:r>
         <w:t>d)</w:t>
         <w:tab/>
-        <w:t>87%</w:t>
+        <w:t>80%</w:t>
       </w:r>
     </w:p>
     <w:p>
@@ -361,7 +361,7 @@
       <w:r>
         <w:t>a)</w:t>
         <w:tab/>
-        <w:t>Interfaz de línea de comandos.</w:t>
+        <w:t>Interfaz de realidad virtual.</w:t>
       </w:r>
     </w:p>
     <w:p>
@@ -381,7 +381,7 @@
       <w:r>
         <w:t>c)</w:t>
         <w:tab/>
-        <w:t>Interfaz de realidad virtual.</w:t>
+        <w:t>Interfaz gráfica de usuario (GUI).</w:t>
       </w:r>
     </w:p>
     <w:p>
@@ -391,7 +391,7 @@
       <w:r>
         <w:t>d)</w:t>
         <w:tab/>
-        <w:t>Interfaz gráfica de usuario (GUI).</w:t>
+        <w:t>Interfaz de línea de comandos.</w:t>
       </w:r>
     </w:p>
     <w:p>
@@ -409,6 +409,16 @@
       <w:r>
         <w:t>a)</w:t>
         <w:tab/>
+        <w:t>Solo los colores del sistema.</w:t>
+      </w:r>
+    </w:p>
+    <w:p>
+      <w:pPr>
+        <w:pStyle w:val="Choice"/>
+      </w:pPr>
+      <w:r>
+        <w:t>b)</w:t>
+        <w:tab/>
         <w:t>Fondo de pantalla, pantalla de inicio, iconos y colores.</w:t>
       </w:r>
     </w:p>
@@ -417,19 +427,9 @@
         <w:pStyle w:val="Choice"/>
       </w:pPr>
       <w:r>
-        <w:t>b)</w:t>
+        <w:t>c)</w:t>
         <w:tab/>
         <w:t>Solo el fondo de pantalla.</w:t>
-      </w:r>
-    </w:p>
-    <w:p>
-      <w:pPr>
-        <w:pStyle w:val="Choice"/>
-      </w:pPr>
-      <w:r>
-        <w:t>c)</w:t>
-        <w:tab/>
-        <w:t>Solo los colores del sistema.</w:t>
       </w:r>
     </w:p>
     <w:p>
@@ -457,7 +457,7 @@
       <w:r>
         <w:t>a)</w:t>
         <w:tab/>
-        <w:t>Todos los usuarios de Windows.</w:t>
+        <w:t>Nadie, el código es privado.</w:t>
       </w:r>
     </w:p>
     <w:p>
@@ -467,7 +467,7 @@
       <w:r>
         <w:t>b)</w:t>
         <w:tab/>
-        <w:t>Nadie, el código es privado.</w:t>
+        <w:t>Cualquier programador externo.</w:t>
       </w:r>
     </w:p>
     <w:p>
@@ -487,7 +487,7 @@
       <w:r>
         <w:t>d)</w:t>
         <w:tab/>
-        <w:t>Cualquier programador externo.</w:t>
+        <w:t>Todos los usuarios de Windows.</w:t>
       </w:r>
     </w:p>
     <w:p>
@@ -505,7 +505,7 @@
       <w:r>
         <w:t>a)</w:t>
         <w:tab/>
-        <w:t>Falta de compatibilidad con software.</w:t>
+        <w:t>Problemas de hardware.</w:t>
       </w:r>
     </w:p>
     <w:p>
@@ -525,7 +525,7 @@
       <w:r>
         <w:t>c)</w:t>
         <w:tab/>
-        <w:t>Virus y malware especializados.</w:t>
+        <w:t>Falta de compatibilidad con software.</w:t>
       </w:r>
     </w:p>
     <w:p>
@@ -535,7 +535,7 @@
       <w:r>
         <w:t>d)</w:t>
         <w:tab/>
-        <w:t>Problemas de hardware.</w:t>
+        <w:t>Virus y malware especializados.</w:t>
       </w:r>
     </w:p>
     <w:p>
@@ -553,6 +553,26 @@
       <w:r>
         <w:t>a)</w:t>
         <w:tab/>
+        <w:t>200 Euros</w:t>
+      </w:r>
+    </w:p>
+    <w:p>
+      <w:pPr>
+        <w:pStyle w:val="Choice"/>
+      </w:pPr>
+      <w:r>
+        <w:t>b)</w:t>
+        <w:tab/>
+        <w:t>100 Euros</w:t>
+      </w:r>
+    </w:p>
+    <w:p>
+      <w:pPr>
+        <w:pStyle w:val="Choice"/>
+      </w:pPr>
+      <w:r>
+        <w:t>c)</w:t>
+        <w:tab/>
         <w:t>150 Euros</w:t>
       </w:r>
     </w:p>
@@ -561,9 +581,469 @@
         <w:pStyle w:val="Choice"/>
       </w:pPr>
       <w:r>
+        <w:t>d)</w:t>
+        <w:tab/>
+        <w:t>120 Euros</w:t>
+      </w:r>
+    </w:p>
+    <w:p>
+      <w:pPr>
+        <w:pStyle w:val="ListNumber"/>
+      </w:pPr>
+      <w:r>
+        <w:t>¿Cuál es la única versión de Windows que está actualmente a la venta por parte de Microsoft?</w:t>
+      </w:r>
+    </w:p>
+    <w:p>
+      <w:pPr>
+        <w:pStyle w:val="Choice"/>
+      </w:pPr>
+      <w:r>
+        <w:t>a)</w:t>
+        <w:tab/>
+        <w:t>Windows 10</w:t>
+      </w:r>
+    </w:p>
+    <w:p>
+      <w:pPr>
+        <w:pStyle w:val="Choice"/>
+      </w:pPr>
+      <w:r>
         <w:t>b)</w:t>
         <w:tab/>
-        <w:t>120 Euros</w:t>
+        <w:t>Windows 11</w:t>
+      </w:r>
+    </w:p>
+    <w:p>
+      <w:pPr>
+        <w:pStyle w:val="Choice"/>
+      </w:pPr>
+      <w:r>
+        <w:t>c)</w:t>
+        <w:tab/>
+        <w:t>Windows 7</w:t>
+      </w:r>
+    </w:p>
+    <w:p>
+      <w:pPr>
+        <w:pStyle w:val="Choice"/>
+      </w:pPr>
+      <w:r>
+        <w:t>d)</w:t>
+        <w:tab/>
+        <w:t>Windows 8</w:t>
+      </w:r>
+    </w:p>
+    <w:p>
+      <w:pPr>
+        <w:pStyle w:val="ListNumber"/>
+      </w:pPr>
+      <w:r>
+        <w:t>¿Cuántas ediciones tiene Windows 11, y cuáles son las más conocidas?</w:t>
+      </w:r>
+    </w:p>
+    <w:p>
+      <w:pPr>
+        <w:pStyle w:val="Choice"/>
+      </w:pPr>
+      <w:r>
+        <w:t>a)</w:t>
+        <w:tab/>
+        <w:t>3 ediciones; Lite y Premium</w:t>
+      </w:r>
+    </w:p>
+    <w:p>
+      <w:pPr>
+        <w:pStyle w:val="Choice"/>
+      </w:pPr>
+      <w:r>
+        <w:t>b)</w:t>
+        <w:tab/>
+        <w:t>10 ediciones; Standard y Enterprise</w:t>
+      </w:r>
+    </w:p>
+    <w:p>
+      <w:pPr>
+        <w:pStyle w:val="Choice"/>
+      </w:pPr>
+      <w:r>
+        <w:t>c)</w:t>
+        <w:tab/>
+        <w:t>7 ediciones; Home y Pro</w:t>
+      </w:r>
+    </w:p>
+    <w:p>
+      <w:pPr>
+        <w:pStyle w:val="Choice"/>
+      </w:pPr>
+      <w:r>
+        <w:t>d)</w:t>
+        <w:tab/>
+        <w:t>5 ediciones; Basic y Ultimate</w:t>
+      </w:r>
+    </w:p>
+    <w:p>
+      <w:pPr>
+        <w:pStyle w:val="ListNumber"/>
+      </w:pPr>
+      <w:r>
+        <w:t>¿Cuál fue la cuota de mercado de Android en dispositivos móviles en 2020?</w:t>
+      </w:r>
+    </w:p>
+    <w:p>
+      <w:pPr>
+        <w:pStyle w:val="Choice"/>
+      </w:pPr>
+      <w:r>
+        <w:t>a)</w:t>
+        <w:tab/>
+        <w:t>80%</w:t>
+      </w:r>
+    </w:p>
+    <w:p>
+      <w:pPr>
+        <w:pStyle w:val="Choice"/>
+      </w:pPr>
+      <w:r>
+        <w:t>b)</w:t>
+        <w:tab/>
+        <w:t>60%</w:t>
+      </w:r>
+    </w:p>
+    <w:p>
+      <w:pPr>
+        <w:pStyle w:val="Choice"/>
+      </w:pPr>
+      <w:r>
+        <w:t>c)</w:t>
+        <w:tab/>
+        <w:t>65%</w:t>
+      </w:r>
+    </w:p>
+    <w:p>
+      <w:pPr>
+        <w:pStyle w:val="Choice"/>
+      </w:pPr>
+      <w:r>
+        <w:t>d)</w:t>
+        <w:tab/>
+        <w:t>71%</w:t>
+      </w:r>
+    </w:p>
+    <w:p>
+      <w:pPr>
+        <w:pStyle w:val="ListNumber"/>
+      </w:pPr>
+      <w:r>
+        <w:t>¿En qué se basa el núcleo de Android?</w:t>
+      </w:r>
+    </w:p>
+    <w:p>
+      <w:pPr>
+        <w:pStyle w:val="Choice"/>
+      </w:pPr>
+      <w:r>
+        <w:t>a)</w:t>
+        <w:tab/>
+        <w:t>En el núcleo Windows.</w:t>
+      </w:r>
+    </w:p>
+    <w:p>
+      <w:pPr>
+        <w:pStyle w:val="Choice"/>
+      </w:pPr>
+      <w:r>
+        <w:t>b)</w:t>
+        <w:tab/>
+        <w:t>En el núcleo Linux.</w:t>
+      </w:r>
+    </w:p>
+    <w:p>
+      <w:pPr>
+        <w:pStyle w:val="Choice"/>
+      </w:pPr>
+      <w:r>
+        <w:t>c)</w:t>
+        <w:tab/>
+        <w:t>En el núcleo macOS.</w:t>
+      </w:r>
+    </w:p>
+    <w:p>
+      <w:pPr>
+        <w:pStyle w:val="Choice"/>
+      </w:pPr>
+      <w:r>
+        <w:t>d)</w:t>
+        <w:tab/>
+        <w:t>En el núcleo iOS.</w:t>
+      </w:r>
+    </w:p>
+    <w:p>
+      <w:pPr>
+        <w:pStyle w:val="ListNumber"/>
+      </w:pPr>
+      <w:r>
+        <w:t>¿En qué tipo de dispositivos se utiliza Android?</w:t>
+      </w:r>
+    </w:p>
+    <w:p>
+      <w:pPr>
+        <w:pStyle w:val="Choice"/>
+      </w:pPr>
+      <w:r>
+        <w:t>a)</w:t>
+        <w:tab/>
+        <w:t>Solo teléfonos inteligentes y tabletas.</w:t>
+      </w:r>
+    </w:p>
+    <w:p>
+      <w:pPr>
+        <w:pStyle w:val="Choice"/>
+      </w:pPr>
+      <w:r>
+        <w:t>b)</w:t>
+        <w:tab/>
+        <w:t>Solo televisores inteligentes.</w:t>
+      </w:r>
+    </w:p>
+    <w:p>
+      <w:pPr>
+        <w:pStyle w:val="Choice"/>
+      </w:pPr>
+      <w:r>
+        <w:t>c)</w:t>
+        <w:tab/>
+        <w:t>Teléfonos inteligentes, tabletas, televisores inteligentes, relojes inteligentes y automóviles.</w:t>
+      </w:r>
+    </w:p>
+    <w:p>
+      <w:pPr>
+        <w:pStyle w:val="Choice"/>
+      </w:pPr>
+      <w:r>
+        <w:t>d)</w:t>
+        <w:tab/>
+        <w:t>Solo tabletas.</w:t>
+      </w:r>
+    </w:p>
+    <w:p>
+      <w:pPr>
+        <w:pStyle w:val="ListNumber"/>
+      </w:pPr>
+      <w:r>
+        <w:t>¿En qué se basa la interfaz de usuario de Android?</w:t>
+      </w:r>
+    </w:p>
+    <w:p>
+      <w:pPr>
+        <w:pStyle w:val="Choice"/>
+      </w:pPr>
+      <w:r>
+        <w:t>a)</w:t>
+        <w:tab/>
+        <w:t>En comandos de voz.</w:t>
+      </w:r>
+    </w:p>
+    <w:p>
+      <w:pPr>
+        <w:pStyle w:val="Choice"/>
+      </w:pPr>
+      <w:r>
+        <w:t>b)</w:t>
+        <w:tab/>
+        <w:t>En el uso de un ratón y teclado.</w:t>
+      </w:r>
+    </w:p>
+    <w:p>
+      <w:pPr>
+        <w:pStyle w:val="Choice"/>
+      </w:pPr>
+      <w:r>
+        <w:t>c)</w:t>
+        <w:tab/>
+        <w:t>En la realidad virtual.</w:t>
+      </w:r>
+    </w:p>
+    <w:p>
+      <w:pPr>
+        <w:pStyle w:val="Choice"/>
+      </w:pPr>
+      <w:r>
+        <w:t>d)</w:t>
+        <w:tab/>
+        <w:t>En la pantalla táctil del dispositivo.</w:t>
+      </w:r>
+    </w:p>
+    <w:p>
+      <w:pPr>
+        <w:pStyle w:val="ListNumber"/>
+      </w:pPr>
+      <w:r>
+        <w:t>¿Dónde se pueden encontrar la mayoría de las aplicaciones y software para Android?</w:t>
+      </w:r>
+    </w:p>
+    <w:p>
+      <w:pPr>
+        <w:pStyle w:val="Choice"/>
+      </w:pPr>
+      <w:r>
+        <w:t>a)</w:t>
+        <w:tab/>
+        <w:t>Amazon Appstore.</w:t>
+      </w:r>
+    </w:p>
+    <w:p>
+      <w:pPr>
+        <w:pStyle w:val="Choice"/>
+      </w:pPr>
+      <w:r>
+        <w:t>b)</w:t>
+        <w:tab/>
+        <w:t>Windows Store.</w:t>
+      </w:r>
+    </w:p>
+    <w:p>
+      <w:pPr>
+        <w:pStyle w:val="Choice"/>
+      </w:pPr>
+      <w:r>
+        <w:t>c)</w:t>
+        <w:tab/>
+        <w:t>Apple App Store.</w:t>
+      </w:r>
+    </w:p>
+    <w:p>
+      <w:pPr>
+        <w:pStyle w:val="Choice"/>
+      </w:pPr>
+      <w:r>
+        <w:t>d)</w:t>
+        <w:tab/>
+        <w:t>Google Play Store.</w:t>
+      </w:r>
+    </w:p>
+    <w:p>
+      <w:pPr>
+        <w:pStyle w:val="ListNumber"/>
+      </w:pPr>
+      <w:r>
+        <w:t>¿Qué significa que Android es de código abierto?</w:t>
+      </w:r>
+    </w:p>
+    <w:p>
+      <w:pPr>
+        <w:pStyle w:val="Choice"/>
+      </w:pPr>
+      <w:r>
+        <w:t>a)</w:t>
+        <w:tab/>
+        <w:t>El código fuente está cerrado y no se puede modificar.</w:t>
+      </w:r>
+    </w:p>
+    <w:p>
+      <w:pPr>
+        <w:pStyle w:val="Choice"/>
+      </w:pPr>
+      <w:r>
+        <w:t>b)</w:t>
+        <w:tab/>
+        <w:t>Solo los desarrolladores de pago pueden acceder al código fuente.</w:t>
+      </w:r>
+    </w:p>
+    <w:p>
+      <w:pPr>
+        <w:pStyle w:val="Choice"/>
+      </w:pPr>
+      <w:r>
+        <w:t>c)</w:t>
+        <w:tab/>
+        <w:t>El código fuente está disponible públicamente y los desarrolladores de smartphones pueden modificarlo.</w:t>
+      </w:r>
+    </w:p>
+    <w:p>
+      <w:pPr>
+        <w:pStyle w:val="Choice"/>
+      </w:pPr>
+      <w:r>
+        <w:t>d)</w:t>
+        <w:tab/>
+        <w:t>Solo Google puede acceder al código fuente.</w:t>
+      </w:r>
+    </w:p>
+    <w:p>
+      <w:pPr>
+        <w:pStyle w:val="ListNumber"/>
+      </w:pPr>
+      <w:r>
+        <w:t>¿Qué ventaja ofrece Android en términos de personalización?</w:t>
+      </w:r>
+    </w:p>
+    <w:p>
+      <w:pPr>
+        <w:pStyle w:val="Choice"/>
+      </w:pPr>
+      <w:r>
+        <w:t>a)</w:t>
+        <w:tab/>
+        <w:t>Solo los usuarios con permisos especiales pueden personalizar Android.</w:t>
+      </w:r>
+    </w:p>
+    <w:p>
+      <w:pPr>
+        <w:pStyle w:val="Choice"/>
+      </w:pPr>
+      <w:r>
+        <w:t>b)</w:t>
+        <w:tab/>
+        <w:t>Solo Google puede personalizar el sistema operativo.</w:t>
+      </w:r>
+    </w:p>
+    <w:p>
+      <w:pPr>
+        <w:pStyle w:val="Choice"/>
+      </w:pPr>
+      <w:r>
+        <w:t>c)</w:t>
+        <w:tab/>
+        <w:t>La personalización está limitada a cambios en el fondo de pantalla.</w:t>
+      </w:r>
+    </w:p>
+    <w:p>
+      <w:pPr>
+        <w:pStyle w:val="Choice"/>
+      </w:pPr>
+      <w:r>
+        <w:t>d)</w:t>
+        <w:tab/>
+        <w:t>Los desarrolladores pueden modificar y personalizar el código según sus necesidades.</w:t>
+      </w:r>
+    </w:p>
+    <w:p>
+      <w:pPr>
+        <w:pStyle w:val="ListNumber"/>
+      </w:pPr>
+      <w:r>
+        <w:t>¿Cuál es el precio del sistema operativo Android?</w:t>
+      </w:r>
+    </w:p>
+    <w:p>
+      <w:pPr>
+        <w:pStyle w:val="Choice"/>
+      </w:pPr>
+      <w:r>
+        <w:t>a)</w:t>
+        <w:tab/>
+        <w:t>50 Euros</w:t>
+      </w:r>
+    </w:p>
+    <w:p>
+      <w:pPr>
+        <w:pStyle w:val="Choice"/>
+      </w:pPr>
+      <w:r>
+        <w:t>b)</w:t>
+        <w:tab/>
+        <w:t>Es gratuito</w:t>
       </w:r>
     </w:p>
     <w:p>
@@ -583,487 +1063,7 @@
       <w:r>
         <w:t>d)</w:t>
         <w:tab/>
-        <w:t>200 Euros</w:t>
-      </w:r>
-    </w:p>
-    <w:p>
-      <w:pPr>
-        <w:pStyle w:val="ListNumber"/>
-      </w:pPr>
-      <w:r>
-        <w:t>¿Cuál es la única versión de Windows que está actualmente a la venta por parte de Microsoft?</w:t>
-      </w:r>
-    </w:p>
-    <w:p>
-      <w:pPr>
-        <w:pStyle w:val="Choice"/>
-      </w:pPr>
-      <w:r>
-        <w:t>a)</w:t>
-        <w:tab/>
-        <w:t>Windows 11</w:t>
-      </w:r>
-    </w:p>
-    <w:p>
-      <w:pPr>
-        <w:pStyle w:val="Choice"/>
-      </w:pPr>
-      <w:r>
-        <w:t>b)</w:t>
-        <w:tab/>
-        <w:t>Windows 8</w:t>
-      </w:r>
-    </w:p>
-    <w:p>
-      <w:pPr>
-        <w:pStyle w:val="Choice"/>
-      </w:pPr>
-      <w:r>
-        <w:t>c)</w:t>
-        <w:tab/>
-        <w:t>Windows 7</w:t>
-      </w:r>
-    </w:p>
-    <w:p>
-      <w:pPr>
-        <w:pStyle w:val="Choice"/>
-      </w:pPr>
-      <w:r>
-        <w:t>d)</w:t>
-        <w:tab/>
-        <w:t>Windows 10</w:t>
-      </w:r>
-    </w:p>
-    <w:p>
-      <w:pPr>
-        <w:pStyle w:val="ListNumber"/>
-      </w:pPr>
-      <w:r>
-        <w:t>¿Cuántas ediciones tiene Windows 11, y cuáles son las más conocidas?</w:t>
-      </w:r>
-    </w:p>
-    <w:p>
-      <w:pPr>
-        <w:pStyle w:val="Choice"/>
-      </w:pPr>
-      <w:r>
-        <w:t>a)</w:t>
-        <w:tab/>
-        <w:t>5 ediciones; Basic y Ultimate</w:t>
-      </w:r>
-    </w:p>
-    <w:p>
-      <w:pPr>
-        <w:pStyle w:val="Choice"/>
-      </w:pPr>
-      <w:r>
-        <w:t>b)</w:t>
-        <w:tab/>
-        <w:t>10 ediciones; Standard y Enterprise</w:t>
-      </w:r>
-    </w:p>
-    <w:p>
-      <w:pPr>
-        <w:pStyle w:val="Choice"/>
-      </w:pPr>
-      <w:r>
-        <w:t>c)</w:t>
-        <w:tab/>
-        <w:t>7 ediciones; Home y Pro</w:t>
-      </w:r>
-    </w:p>
-    <w:p>
-      <w:pPr>
-        <w:pStyle w:val="Choice"/>
-      </w:pPr>
-      <w:r>
-        <w:t>d)</w:t>
-        <w:tab/>
-        <w:t>3 ediciones; Lite y Premium</w:t>
-      </w:r>
-    </w:p>
-    <w:p>
-      <w:pPr>
-        <w:pStyle w:val="ListNumber"/>
-      </w:pPr>
-      <w:r>
-        <w:t>¿Cuál fue la cuota de mercado de Android en dispositivos móviles en 2020?</w:t>
-      </w:r>
-    </w:p>
-    <w:p>
-      <w:pPr>
-        <w:pStyle w:val="Choice"/>
-      </w:pPr>
-      <w:r>
-        <w:t>a)</w:t>
-        <w:tab/>
-        <w:t>71%</w:t>
-      </w:r>
-    </w:p>
-    <w:p>
-      <w:pPr>
-        <w:pStyle w:val="Choice"/>
-      </w:pPr>
-      <w:r>
-        <w:t>b)</w:t>
-        <w:tab/>
-        <w:t>60%</w:t>
-      </w:r>
-    </w:p>
-    <w:p>
-      <w:pPr>
-        <w:pStyle w:val="Choice"/>
-      </w:pPr>
-      <w:r>
-        <w:t>c)</w:t>
-        <w:tab/>
-        <w:t>80%</w:t>
-      </w:r>
-    </w:p>
-    <w:p>
-      <w:pPr>
-        <w:pStyle w:val="Choice"/>
-      </w:pPr>
-      <w:r>
-        <w:t>d)</w:t>
-        <w:tab/>
-        <w:t>65%</w:t>
-      </w:r>
-    </w:p>
-    <w:p>
-      <w:pPr>
-        <w:pStyle w:val="ListNumber"/>
-      </w:pPr>
-      <w:r>
-        <w:t>¿En qué se basa el núcleo de Android?</w:t>
-      </w:r>
-    </w:p>
-    <w:p>
-      <w:pPr>
-        <w:pStyle w:val="Choice"/>
-      </w:pPr>
-      <w:r>
-        <w:t>a)</w:t>
-        <w:tab/>
-        <w:t>En el núcleo macOS.</w:t>
-      </w:r>
-    </w:p>
-    <w:p>
-      <w:pPr>
-        <w:pStyle w:val="Choice"/>
-      </w:pPr>
-      <w:r>
-        <w:t>b)</w:t>
-        <w:tab/>
-        <w:t>En el núcleo Windows.</w:t>
-      </w:r>
-    </w:p>
-    <w:p>
-      <w:pPr>
-        <w:pStyle w:val="Choice"/>
-      </w:pPr>
-      <w:r>
-        <w:t>c)</w:t>
-        <w:tab/>
-        <w:t>En el núcleo Linux.</w:t>
-      </w:r>
-    </w:p>
-    <w:p>
-      <w:pPr>
-        <w:pStyle w:val="Choice"/>
-      </w:pPr>
-      <w:r>
-        <w:t>d)</w:t>
-        <w:tab/>
-        <w:t>En el núcleo iOS.</w:t>
-      </w:r>
-    </w:p>
-    <w:p>
-      <w:pPr>
-        <w:pStyle w:val="ListNumber"/>
-      </w:pPr>
-      <w:r>
-        <w:t>¿En qué tipo de dispositivos se utiliza Android?</w:t>
-      </w:r>
-    </w:p>
-    <w:p>
-      <w:pPr>
-        <w:pStyle w:val="Choice"/>
-      </w:pPr>
-      <w:r>
-        <w:t>a)</w:t>
-        <w:tab/>
-        <w:t>Teléfonos inteligentes, tabletas, televisores inteligentes, relojes inteligentes y automóviles.</w:t>
-      </w:r>
-    </w:p>
-    <w:p>
-      <w:pPr>
-        <w:pStyle w:val="Choice"/>
-      </w:pPr>
-      <w:r>
-        <w:t>b)</w:t>
-        <w:tab/>
-        <w:t>Solo teléfonos inteligentes y tabletas.</w:t>
-      </w:r>
-    </w:p>
-    <w:p>
-      <w:pPr>
-        <w:pStyle w:val="Choice"/>
-      </w:pPr>
-      <w:r>
-        <w:t>c)</w:t>
-        <w:tab/>
-        <w:t>Solo televisores inteligentes.</w:t>
-      </w:r>
-    </w:p>
-    <w:p>
-      <w:pPr>
-        <w:pStyle w:val="Choice"/>
-      </w:pPr>
-      <w:r>
-        <w:t>d)</w:t>
-        <w:tab/>
-        <w:t>Solo tabletas.</w:t>
-      </w:r>
-    </w:p>
-    <w:p>
-      <w:pPr>
-        <w:pStyle w:val="ListNumber"/>
-      </w:pPr>
-      <w:r>
-        <w:t>¿En qué se basa la interfaz de usuario de Android?</w:t>
-      </w:r>
-    </w:p>
-    <w:p>
-      <w:pPr>
-        <w:pStyle w:val="Choice"/>
-      </w:pPr>
-      <w:r>
-        <w:t>a)</w:t>
-        <w:tab/>
-        <w:t>En comandos de voz.</w:t>
-      </w:r>
-    </w:p>
-    <w:p>
-      <w:pPr>
-        <w:pStyle w:val="Choice"/>
-      </w:pPr>
-      <w:r>
-        <w:t>b)</w:t>
-        <w:tab/>
-        <w:t>En la realidad virtual.</w:t>
-      </w:r>
-    </w:p>
-    <w:p>
-      <w:pPr>
-        <w:pStyle w:val="Choice"/>
-      </w:pPr>
-      <w:r>
-        <w:t>c)</w:t>
-        <w:tab/>
-        <w:t>En el uso de un ratón y teclado.</w:t>
-      </w:r>
-    </w:p>
-    <w:p>
-      <w:pPr>
-        <w:pStyle w:val="Choice"/>
-      </w:pPr>
-      <w:r>
-        <w:t>d)</w:t>
-        <w:tab/>
-        <w:t>En la pantalla táctil del dispositivo.</w:t>
-      </w:r>
-    </w:p>
-    <w:p>
-      <w:pPr>
-        <w:pStyle w:val="ListNumber"/>
-      </w:pPr>
-      <w:r>
-        <w:t>¿Dónde se pueden encontrar la mayoría de las aplicaciones y software para Android?</w:t>
-      </w:r>
-    </w:p>
-    <w:p>
-      <w:pPr>
-        <w:pStyle w:val="Choice"/>
-      </w:pPr>
-      <w:r>
-        <w:t>a)</w:t>
-        <w:tab/>
-        <w:t>Amazon Appstore.</w:t>
-      </w:r>
-    </w:p>
-    <w:p>
-      <w:pPr>
-        <w:pStyle w:val="Choice"/>
-      </w:pPr>
-      <w:r>
-        <w:t>b)</w:t>
-        <w:tab/>
-        <w:t>Windows Store.</w:t>
-      </w:r>
-    </w:p>
-    <w:p>
-      <w:pPr>
-        <w:pStyle w:val="Choice"/>
-      </w:pPr>
-      <w:r>
-        <w:t>c)</w:t>
-        <w:tab/>
-        <w:t>Apple App Store.</w:t>
-      </w:r>
-    </w:p>
-    <w:p>
-      <w:pPr>
-        <w:pStyle w:val="Choice"/>
-      </w:pPr>
-      <w:r>
-        <w:t>d)</w:t>
-        <w:tab/>
-        <w:t>Google Play Store.</w:t>
-      </w:r>
-    </w:p>
-    <w:p>
-      <w:pPr>
-        <w:pStyle w:val="ListNumber"/>
-      </w:pPr>
-      <w:r>
-        <w:t>¿Qué significa que Android es de código abierto?</w:t>
-      </w:r>
-    </w:p>
-    <w:p>
-      <w:pPr>
-        <w:pStyle w:val="Choice"/>
-      </w:pPr>
-      <w:r>
-        <w:t>a)</w:t>
-        <w:tab/>
-        <w:t>El código fuente está cerrado y no se puede modificar.</w:t>
-      </w:r>
-    </w:p>
-    <w:p>
-      <w:pPr>
-        <w:pStyle w:val="Choice"/>
-      </w:pPr>
-      <w:r>
-        <w:t>b)</w:t>
-        <w:tab/>
-        <w:t>Solo Google puede acceder al código fuente.</w:t>
-      </w:r>
-    </w:p>
-    <w:p>
-      <w:pPr>
-        <w:pStyle w:val="Choice"/>
-      </w:pPr>
-      <w:r>
-        <w:t>c)</w:t>
-        <w:tab/>
-        <w:t>El código fuente está disponible públicamente y los desarrolladores de smartphones pueden modificarlo.</w:t>
-      </w:r>
-    </w:p>
-    <w:p>
-      <w:pPr>
-        <w:pStyle w:val="Choice"/>
-      </w:pPr>
-      <w:r>
-        <w:t>d)</w:t>
-        <w:tab/>
-        <w:t>Solo los desarrolladores de pago pueden acceder al código fuente.</w:t>
-      </w:r>
-    </w:p>
-    <w:p>
-      <w:pPr>
-        <w:pStyle w:val="ListNumber"/>
-      </w:pPr>
-      <w:r>
-        <w:t>¿Qué ventaja ofrece Android en términos de personalización?</w:t>
-      </w:r>
-    </w:p>
-    <w:p>
-      <w:pPr>
-        <w:pStyle w:val="Choice"/>
-      </w:pPr>
-      <w:r>
-        <w:t>a)</w:t>
-        <w:tab/>
-        <w:t>Solo los usuarios con permisos especiales pueden personalizar Android.</w:t>
-      </w:r>
-    </w:p>
-    <w:p>
-      <w:pPr>
-        <w:pStyle w:val="Choice"/>
-      </w:pPr>
-      <w:r>
-        <w:t>b)</w:t>
-        <w:tab/>
-        <w:t>Los desarrolladores pueden modificar y personalizar el código según sus necesidades.</w:t>
-      </w:r>
-    </w:p>
-    <w:p>
-      <w:pPr>
-        <w:pStyle w:val="Choice"/>
-      </w:pPr>
-      <w:r>
-        <w:t>c)</w:t>
-        <w:tab/>
-        <w:t>La personalización está limitada a cambios en el fondo de pantalla.</w:t>
-      </w:r>
-    </w:p>
-    <w:p>
-      <w:pPr>
-        <w:pStyle w:val="Choice"/>
-      </w:pPr>
-      <w:r>
-        <w:t>d)</w:t>
-        <w:tab/>
-        <w:t>Solo Google puede personalizar el sistema operativo.</w:t>
-      </w:r>
-    </w:p>
-    <w:p>
-      <w:pPr>
-        <w:pStyle w:val="ListNumber"/>
-      </w:pPr>
-      <w:r>
-        <w:t>¿Cuál es el precio del sistema operativo Android?</w:t>
-      </w:r>
-    </w:p>
-    <w:p>
-      <w:pPr>
-        <w:pStyle w:val="Choice"/>
-      </w:pPr>
-      <w:r>
-        <w:t>a)</w:t>
-        <w:tab/>
         <w:t>20 Euros</w:t>
-      </w:r>
-    </w:p>
-    <w:p>
-      <w:pPr>
-        <w:pStyle w:val="Choice"/>
-      </w:pPr>
-      <w:r>
-        <w:t>b)</w:t>
-        <w:tab/>
-        <w:t>100 Euros</w:t>
-      </w:r>
-    </w:p>
-    <w:p>
-      <w:pPr>
-        <w:pStyle w:val="Choice"/>
-      </w:pPr>
-      <w:r>
-        <w:t>c)</w:t>
-        <w:tab/>
-        <w:t>50 Euros</w:t>
-      </w:r>
-    </w:p>
-    <w:p>
-      <w:pPr>
-        <w:pStyle w:val="Choice"/>
-      </w:pPr>
-      <w:r>
-        <w:t>d)</w:t>
-        <w:tab/>
-        <w:t>Es gratuito</w:t>
       </w:r>
     </w:p>
     <w:p>
@@ -1081,6 +1081,26 @@
       <w:r>
         <w:t>a)</w:t>
         <w:tab/>
+        <w:t>Linux Foundation.</w:t>
+      </w:r>
+    </w:p>
+    <w:p>
+      <w:pPr>
+        <w:pStyle w:val="Choice"/>
+      </w:pPr>
+      <w:r>
+        <w:t>b)</w:t>
+        <w:tab/>
+        <w:t>Google.</w:t>
+      </w:r>
+    </w:p>
+    <w:p>
+      <w:pPr>
+        <w:pStyle w:val="Choice"/>
+      </w:pPr>
+      <w:r>
+        <w:t>c)</w:t>
+        <w:tab/>
         <w:t>Apple.</w:t>
       </w:r>
     </w:p>
@@ -1089,33 +1109,13 @@
         <w:pStyle w:val="Choice"/>
       </w:pPr>
       <w:r>
-        <w:t>b)</w:t>
+        <w:t>d)</w:t>
         <w:tab/>
         <w:t>Microsoft.</w:t>
       </w:r>
     </w:p>
     <w:p>
       <w:pPr>
-        <w:pStyle w:val="Choice"/>
-      </w:pPr>
-      <w:r>
-        <w:t>c)</w:t>
-        <w:tab/>
-        <w:t>Linux Foundation.</w:t>
-      </w:r>
-    </w:p>
-    <w:p>
-      <w:pPr>
-        <w:pStyle w:val="Choice"/>
-      </w:pPr>
-      <w:r>
-        <w:t>d)</w:t>
-        <w:tab/>
-        <w:t>Google.</w:t>
-      </w:r>
-    </w:p>
-    <w:p>
-      <w:pPr>
         <w:pStyle w:val="ListNumber"/>
       </w:pPr>
       <w:r>
@@ -1129,6 +1129,26 @@
       <w:r>
         <w:t>a)</w:t>
         <w:tab/>
+        <w:t>Android</w:t>
+      </w:r>
+    </w:p>
+    <w:p>
+      <w:pPr>
+        <w:pStyle w:val="Choice"/>
+      </w:pPr>
+      <w:r>
+        <w:t>b)</w:t>
+        <w:tab/>
+        <w:t>macOS</w:t>
+      </w:r>
+    </w:p>
+    <w:p>
+      <w:pPr>
+        <w:pStyle w:val="Choice"/>
+      </w:pPr>
+      <w:r>
+        <w:t>c)</w:t>
+        <w:tab/>
         <w:t>Windows</w:t>
       </w:r>
     </w:p>
@@ -1137,29 +1157,9 @@
         <w:pStyle w:val="Choice"/>
       </w:pPr>
       <w:r>
-        <w:t>b)</w:t>
-        <w:tab/>
-        <w:t>Android</w:t>
-      </w:r>
-    </w:p>
-    <w:p>
-      <w:pPr>
-        <w:pStyle w:val="Choice"/>
-      </w:pPr>
-      <w:r>
-        <w:t>c)</w:t>
+        <w:t>d)</w:t>
         <w:tab/>
         <w:t>Unix</w:t>
-      </w:r>
-    </w:p>
-    <w:p>
-      <w:pPr>
-        <w:pStyle w:val="Choice"/>
-      </w:pPr>
-      <w:r>
-        <w:t>d)</w:t>
-        <w:tab/>
-        <w:t>macOS</w:t>
       </w:r>
     </w:p>
     <w:p>
@@ -1197,7 +1197,7 @@
       <w:r>
         <w:t>c)</w:t>
         <w:tab/>
-        <w:t>Gnome</w:t>
+        <w:t>KDE</w:t>
       </w:r>
     </w:p>
     <w:p>
@@ -1207,7 +1207,7 @@
       <w:r>
         <w:t>d)</w:t>
         <w:tab/>
-        <w:t>KDE</w:t>
+        <w:t>Gnome</w:t>
       </w:r>
     </w:p>
     <w:p>
@@ -1225,7 +1225,7 @@
       <w:r>
         <w:t>a)</w:t>
         <w:tab/>
-        <w:t>KDE</w:t>
+        <w:t>XFCE</w:t>
       </w:r>
     </w:p>
     <w:p>
@@ -1235,7 +1235,7 @@
       <w:r>
         <w:t>b)</w:t>
         <w:tab/>
-        <w:t>Página web</w:t>
+        <w:t>KDE</w:t>
       </w:r>
     </w:p>
     <w:p>
@@ -1255,7 +1255,7 @@
       <w:r>
         <w:t>d)</w:t>
         <w:tab/>
-        <w:t>XFCE</w:t>
+        <w:t>Página web</w:t>
       </w:r>
     </w:p>
     <w:p>
@@ -1283,7 +1283,7 @@
       <w:r>
         <w:t>b)</w:t>
         <w:tab/>
-        <w:t>Para profesionales y para dispositivos con poca memoria.</w:t>
+        <w:t>Para usuarios domésticos.</w:t>
       </w:r>
     </w:p>
     <w:p>
@@ -1303,7 +1303,7 @@
       <w:r>
         <w:t>d)</w:t>
         <w:tab/>
-        <w:t>Para usuarios domésticos.</w:t>
+        <w:t>Para profesionales y para dispositivos con poca memoria.</w:t>
       </w:r>
     </w:p>
     <w:p>
@@ -1321,7 +1321,7 @@
       <w:r>
         <w:t>a)</w:t>
         <w:tab/>
-        <w:t>Linex</w:t>
+        <w:t>LinuxWine</w:t>
       </w:r>
     </w:p>
     <w:p>
@@ -1330,16 +1330,6 @@
       </w:pPr>
       <w:r>
         <w:t>b)</w:t>
-        <w:tab/>
-        <w:t>Wine</w:t>
-      </w:r>
-    </w:p>
-    <w:p>
-      <w:pPr>
-        <w:pStyle w:val="Choice"/>
-      </w:pPr>
-      <w:r>
-        <w:t>c)</w:t>
         <w:tab/>
         <w:t>EmuWin</w:t>
       </w:r>
@@ -1349,9 +1339,19 @@
         <w:pStyle w:val="Choice"/>
       </w:pPr>
       <w:r>
+        <w:t>c)</w:t>
+        <w:tab/>
+        <w:t>Linex</w:t>
+      </w:r>
+    </w:p>
+    <w:p>
+      <w:pPr>
+        <w:pStyle w:val="Choice"/>
+      </w:pPr>
+      <w:r>
         <w:t>d)</w:t>
         <w:tab/>
-        <w:t>LinuxWine</w:t>
+        <w:t>Wine</w:t>
       </w:r>
     </w:p>
     <w:p>
@@ -1379,7 +1379,7 @@
       <w:r>
         <w:t>b)</w:t>
         <w:tab/>
-        <w:t>Gran facilidad de personalización y seguridad contra el malware.</w:t>
+        <w:t>Alta compatibilidad con programas populares.</w:t>
       </w:r>
     </w:p>
     <w:p>
@@ -1399,7 +1399,7 @@
       <w:r>
         <w:t>d)</w:t>
         <w:tab/>
-        <w:t>Alta compatibilidad con programas populares.</w:t>
+        <w:t>Gran facilidad de personalización y seguridad contra el malware.</w:t>
       </w:r>
     </w:p>
     <w:p>
@@ -1465,7 +1465,7 @@
       <w:r>
         <w:t>a)</w:t>
         <w:tab/>
-        <w:t>Red Hat Linux</w:t>
+        <w:t>Debian</w:t>
       </w:r>
     </w:p>
     <w:p>
@@ -1475,7 +1475,7 @@
       <w:r>
         <w:t>b)</w:t>
         <w:tab/>
-        <w:t>Debian</w:t>
+        <w:t>Red Hat Linux</w:t>
       </w:r>
     </w:p>
     <w:p>
@@ -1513,16 +1513,6 @@
       <w:r>
         <w:t>a)</w:t>
         <w:tab/>
-        <w:t>Debian</w:t>
-      </w:r>
-    </w:p>
-    <w:p>
-      <w:pPr>
-        <w:pStyle w:val="Choice"/>
-      </w:pPr>
-      <w:r>
-        <w:t>b)</w:t>
-        <w:tab/>
         <w:t>Red Hat Linux</w:t>
       </w:r>
     </w:p>
@@ -1531,9 +1521,19 @@
         <w:pStyle w:val="Choice"/>
       </w:pPr>
       <w:r>
+        <w:t>b)</w:t>
+        <w:tab/>
+        <w:t>Kali Linux</w:t>
+      </w:r>
+    </w:p>
+    <w:p>
+      <w:pPr>
+        <w:pStyle w:val="Choice"/>
+      </w:pPr>
+      <w:r>
         <w:t>c)</w:t>
         <w:tab/>
-        <w:t>Kali Linux</w:t>
+        <w:t>Debian</w:t>
       </w:r>
     </w:p>
     <w:p>
@@ -1561,7 +1561,7 @@
       <w:r>
         <w:t>a)</w:t>
         <w:tab/>
-        <w:t>Debian</w:t>
+        <w:t>Ubuntu</w:t>
       </w:r>
     </w:p>
     <w:p>
@@ -1571,7 +1571,7 @@
       <w:r>
         <w:t>b)</w:t>
         <w:tab/>
-        <w:t>Ubuntu</w:t>
+        <w:t>Debian</w:t>
       </w:r>
     </w:p>
     <w:p>
